--- a/design_doc.docx
+++ b/design_doc.docx
@@ -684,6 +684,14 @@
       </w:pPr>
       <w:r>
         <w:t xml:space="preserve">6. AI Approach</w:t>
+      </w:r>
+    </w:p>
+    <w:p>
+      <w:pPr>
+        <w:spacing w:after="140"/>
+      </w:pPr>
+      <w:r>
+        <w:t xml:space="preserve">Prototype uses Google's Gemini API (free tier via Google AI Studio) as the LLM; the call is isolated in a single function, so swapping in another provider (OpenAI, Claude, an open model on Hugging Face) is a one-function change and doesn't touch the risk-scoring logic.</w:t>
       </w:r>
     </w:p>
     <w:p>
